--- a/docs/casos-de-uso-v2/CU-09 Administrar Usuarios y Catálogos Internos.docx
+++ b/docs/casos-de-uso-v2/CU-09 Administrar Usuarios y Catálogos Internos.docx
@@ -60,7 +60,7 @@
           <w:sz w:val="22"/>
           <w:szCs w:val="22"/>
         </w:rPr>
-        <w:t xml:space="preserve">Versión 2.0</w:t>
+        <w:t xml:space="preserve">Versión 2.1</w:t>
       </w:r>
     </w:p>
     <w:p>
@@ -74,7 +74,7 @@
           <w:sz w:val="22"/>
           <w:szCs w:val="22"/>
         </w:rPr>
-        <w:t xml:space="preserve">Elaborado por Heydi Herrera, Daniel Lima   05/10/2026</w:t>
+        <w:t xml:space="preserve">Elaborado por Heydi Herrera, Daniel Lima   10/10/2026</w:t>
       </w:r>
     </w:p>
     <w:p>
@@ -473,6 +473,124 @@
           </w:p>
         </w:tc>
       </w:tr>
+      <w:tr>
+        <w:tc>
+          <w:tcPr>
+            <w:tcW w:type="dxa" w:w="2300"/>
+            <w:tcBorders>
+              <w:top w:val="single" w:color="999999" w:sz="4"/>
+              <w:left w:val="single" w:color="999999" w:sz="4"/>
+              <w:bottom w:val="single" w:color="999999" w:sz="4"/>
+              <w:right w:val="single" w:color="999999" w:sz="4"/>
+            </w:tcBorders>
+            <w:tcMar>
+              <w:top w:type="dxa" w:w="60"/>
+              <w:left w:type="dxa" w:w="100"/>
+              <w:bottom w:type="dxa" w:w="60"/>
+              <w:right w:type="dxa" w:w="100"/>
+            </w:tcMar>
+          </w:tcPr>
+          <w:p>
+            <w:r>
+              <w:rPr>
+                <w:rFonts w:ascii="Calibri" w:cs="Calibri" w:eastAsia="Calibri" w:hAnsi="Calibri"/>
+                <w:b w:val="false"/>
+                <w:bCs w:val="false"/>
+                <w:sz w:val="20"/>
+                <w:szCs w:val="20"/>
+              </w:rPr>
+              <w:t xml:space="preserve">Heydi Herrera, Daniel Lima</w:t>
+            </w:r>
+          </w:p>
+        </w:tc>
+        <w:tc>
+          <w:tcPr>
+            <w:tcW w:type="dxa" w:w="1400"/>
+            <w:tcBorders>
+              <w:top w:val="single" w:color="999999" w:sz="4"/>
+              <w:left w:val="single" w:color="999999" w:sz="4"/>
+              <w:bottom w:val="single" w:color="999999" w:sz="4"/>
+              <w:right w:val="single" w:color="999999" w:sz="4"/>
+            </w:tcBorders>
+            <w:tcMar>
+              <w:top w:type="dxa" w:w="60"/>
+              <w:left w:type="dxa" w:w="100"/>
+              <w:bottom w:type="dxa" w:w="60"/>
+              <w:right w:type="dxa" w:w="100"/>
+            </w:tcMar>
+          </w:tcPr>
+          <w:p>
+            <w:r>
+              <w:rPr>
+                <w:rFonts w:ascii="Calibri" w:cs="Calibri" w:eastAsia="Calibri" w:hAnsi="Calibri"/>
+                <w:b w:val="false"/>
+                <w:bCs w:val="false"/>
+                <w:sz w:val="20"/>
+                <w:szCs w:val="20"/>
+              </w:rPr>
+              <w:t xml:space="preserve">10/10/2026</w:t>
+            </w:r>
+          </w:p>
+        </w:tc>
+        <w:tc>
+          <w:tcPr>
+            <w:tcW w:type="dxa" w:w="4760"/>
+            <w:tcBorders>
+              <w:top w:val="single" w:color="999999" w:sz="4"/>
+              <w:left w:val="single" w:color="999999" w:sz="4"/>
+              <w:bottom w:val="single" w:color="999999" w:sz="4"/>
+              <w:right w:val="single" w:color="999999" w:sz="4"/>
+            </w:tcBorders>
+            <w:tcMar>
+              <w:top w:type="dxa" w:w="60"/>
+              <w:left w:type="dxa" w:w="100"/>
+              <w:bottom w:type="dxa" w:w="60"/>
+              <w:right w:type="dxa" w:w="100"/>
+            </w:tcMar>
+          </w:tcPr>
+          <w:p>
+            <w:r>
+              <w:rPr>
+                <w:rFonts w:ascii="Calibri" w:cs="Calibri" w:eastAsia="Calibri" w:hAnsi="Calibri"/>
+                <w:b w:val="false"/>
+                <w:bCs w:val="false"/>
+                <w:sz w:val="20"/>
+                <w:szCs w:val="20"/>
+              </w:rPr>
+              <w:t xml:space="preserve">Redacción más fluida de los flujos, con los nombres reales de botones, apartados y mensajes de la interfaz; se agregan los flujos de reasignación y aprobación de respuestas</w:t>
+            </w:r>
+          </w:p>
+        </w:tc>
+        <w:tc>
+          <w:tcPr>
+            <w:tcW w:type="dxa" w:w="900"/>
+            <w:tcBorders>
+              <w:top w:val="single" w:color="999999" w:sz="4"/>
+              <w:left w:val="single" w:color="999999" w:sz="4"/>
+              <w:bottom w:val="single" w:color="999999" w:sz="4"/>
+              <w:right w:val="single" w:color="999999" w:sz="4"/>
+            </w:tcBorders>
+            <w:tcMar>
+              <w:top w:type="dxa" w:w="60"/>
+              <w:left w:type="dxa" w:w="100"/>
+              <w:bottom w:type="dxa" w:w="60"/>
+              <w:right w:type="dxa" w:w="100"/>
+            </w:tcMar>
+          </w:tcPr>
+          <w:p>
+            <w:r>
+              <w:rPr>
+                <w:rFonts w:ascii="Calibri" w:cs="Calibri" w:eastAsia="Calibri" w:hAnsi="Calibri"/>
+                <w:b w:val="false"/>
+                <w:bCs w:val="false"/>
+                <w:sz w:val="20"/>
+                <w:szCs w:val="20"/>
+              </w:rPr>
+              <w:t xml:space="preserve">2.1</w:t>
+            </w:r>
+          </w:p>
+        </w:tc>
+      </w:tr>
     </w:tbl>
     <w:p>
       <w:pPr>
@@ -514,7 +632,7 @@
           <w:sz w:val="22"/>
           <w:szCs w:val="22"/>
         </w:rPr>
-        <w:t xml:space="preserve">Este caso de uso concentra la administración de las cuentas de usuarios internos y de los catálogos utilizados por el Sistema de Quejas. Estos elementos permiten configurar y mantener la información necesaria para el funcionamiento de los demás módulos.</w:t>
+        <w:t xml:space="preserve">Este caso de uso describe cómo el Administrador General mantiene las cuentas del personal interno y los catálogos que usa el sistema (sucursales, tipos de caso y categorías), y consulta los estados del proceso de atención, desde la pantalla “Administración interna”.</w:t>
       </w:r>
     </w:p>
     <w:p>
@@ -544,7 +662,7 @@
           <w:sz w:val="22"/>
           <w:szCs w:val="22"/>
         </w:rPr>
-        <w:t xml:space="preserve">Permitir al Administrador General gestionar los usuarios internos (creación, edición y activación/desactivación) y mantener actualizados los catálogos de sucursales, tipos de caso y categorías, y consultar los estados del proceso de atención.</w:t>
+        <w:t xml:space="preserve">Permitir al Administrador General crear, editar, activar y desactivar usuarios internos y elementos de catálogo, sin afectar los casos que están en curso.</w:t>
       </w:r>
     </w:p>
     <w:p>
@@ -649,7 +767,7 @@
           <w:sz w:val="22"/>
           <w:szCs w:val="22"/>
         </w:rPr>
-        <w:t xml:space="preserve">El usuario debe haber iniciado sesión y contar con el rol de Administrador General.</w:t>
+        <w:t xml:space="preserve">El usuario ha iniciado sesión como Administrador General (CU-00).</w:t>
       </w:r>
     </w:p>
     <w:p>
@@ -667,7 +785,7 @@
           <w:sz w:val="22"/>
           <w:szCs w:val="22"/>
         </w:rPr>
-        <w:t xml:space="preserve">El sistema debe encontrarse disponible.</w:t>
+        <w:t xml:space="preserve">El sistema se encuentra disponible.</w:t>
       </w:r>
     </w:p>
     <w:p>
@@ -702,7 +820,7 @@
           <w:sz w:val="22"/>
           <w:szCs w:val="22"/>
         </w:rPr>
-        <w:t xml:space="preserve">El Administrador General accede al panel de administración interna (FA04).</w:t>
+        <w:t xml:space="preserve">Al iniciar sesión, el Administrador General llega a la pantalla “Administración interna” (también disponible en el menú lateral como “Administración”) (FA04).</w:t>
       </w:r>
     </w:p>
     <w:p>
@@ -720,7 +838,7 @@
           <w:sz w:val="22"/>
           <w:szCs w:val="22"/>
         </w:rPr>
-        <w:t xml:space="preserve">El sistema muestra las opciones de “Gestión de usuarios internos” y “Gestión de catálogos”.</w:t>
+        <w:t xml:space="preserve">El sistema muestra las pestañas “Usuarios internos”, “Sucursales”, “Tipos de caso”, “Categorías” y “Estados”.</w:t>
       </w:r>
     </w:p>
     <w:p>
@@ -738,7 +856,7 @@
           <w:sz w:val="22"/>
           <w:szCs w:val="22"/>
         </w:rPr>
-        <w:t xml:space="preserve">El Administrador selecciona la opción que desea administrar.</w:t>
+        <w:t xml:space="preserve">El usuario selecciona la pestaña que desea administrar.</w:t>
       </w:r>
     </w:p>
     <w:p>
@@ -756,7 +874,7 @@
           <w:sz w:val="22"/>
           <w:szCs w:val="22"/>
         </w:rPr>
-        <w:t xml:space="preserve">Gestión de usuarios internos: el sistema muestra el formulario y los campos correspondientes (FA02, FA03):</w:t>
+        <w:t xml:space="preserve">En “Usuarios internos”, el formulario “Nuevo usuario interno” solicita (FA02, FA03):</w:t>
       </w:r>
     </w:p>
     <w:tbl>
@@ -928,7 +1046,7 @@
                 <w:sz w:val="20"/>
                 <w:szCs w:val="20"/>
               </w:rPr>
-              <w:t xml:space="preserve">nombre completo del usuario interno</w:t>
+              <w:t xml:space="preserve">Nombre completo (solo letras)</w:t>
             </w:r>
           </w:p>
         </w:tc>
@@ -1046,7 +1164,7 @@
                 <w:sz w:val="20"/>
                 <w:szCs w:val="20"/>
               </w:rPr>
-              <w:t xml:space="preserve">correo electrónico corporativo</w:t>
+              <w:t xml:space="preserve">Correo electrónico corporativo</w:t>
             </w:r>
           </w:p>
         </w:tc>
@@ -1164,7 +1282,7 @@
                 <w:sz w:val="20"/>
                 <w:szCs w:val="20"/>
               </w:rPr>
-              <w:t xml:space="preserve">rol asignado</w:t>
+              <w:t xml:space="preserve">Rol asignado</w:t>
             </w:r>
           </w:p>
         </w:tc>
@@ -1193,7 +1311,7 @@
                 <w:sz w:val="20"/>
                 <w:szCs w:val="20"/>
               </w:rPr>
-              <w:t xml:space="preserve">catalogo_rol</w:t>
+              <w:t xml:space="preserve">catálogo de roles</w:t>
             </w:r>
           </w:p>
         </w:tc>
@@ -1282,7 +1400,7 @@
                 <w:sz w:val="20"/>
                 <w:szCs w:val="20"/>
               </w:rPr>
-              <w:t xml:space="preserve">sucursal asignada</w:t>
+              <w:t xml:space="preserve">Sucursal asignada</w:t>
             </w:r>
           </w:p>
         </w:tc>
@@ -1311,7 +1429,7 @@
                 <w:sz w:val="20"/>
                 <w:szCs w:val="20"/>
               </w:rPr>
-              <w:t xml:space="preserve">catalogo_sucursal</w:t>
+              <w:t xml:space="preserve">catálogo de sucursales</w:t>
             </w:r>
           </w:p>
         </w:tc>
@@ -1400,7 +1518,7 @@
                 <w:sz w:val="20"/>
                 <w:szCs w:val="20"/>
               </w:rPr>
-              <w:t xml:space="preserve">estado de la cuenta</w:t>
+              <w:t xml:space="preserve">Estado de la cuenta</w:t>
             </w:r>
           </w:p>
         </w:tc>
@@ -1429,7 +1547,7 @@
                 <w:sz w:val="20"/>
                 <w:szCs w:val="20"/>
               </w:rPr>
-              <w:t xml:space="preserve">catalogo_estado_cuenta</w:t>
+              <w:t xml:space="preserve">Activa / Inactiva</w:t>
             </w:r>
           </w:p>
         </w:tc>
@@ -1487,7 +1605,7 @@
                 <w:sz w:val="20"/>
                 <w:szCs w:val="20"/>
               </w:rPr>
-              <w:t xml:space="preserve">50 caracteres</w:t>
+              <w:t xml:space="preserve">—</w:t>
             </w:r>
           </w:p>
         </w:tc>
@@ -1518,7 +1636,7 @@
                 <w:sz w:val="20"/>
                 <w:szCs w:val="20"/>
               </w:rPr>
-              <w:t xml:space="preserve">contraseña temporal</w:t>
+              <w:t xml:space="preserve">Contraseña temporal (alfanumérica)</w:t>
             </w:r>
           </w:p>
         </w:tc>
@@ -1639,7 +1757,7 @@
           <w:sz w:val="22"/>
           <w:szCs w:val="22"/>
         </w:rPr>
-        <w:t xml:space="preserve">Gestión de catálogos: el sistema permite parametrizar los siguientes datos (FA01, FA03):</w:t>
+        <w:t xml:space="preserve">En “Sucursales”, “Tipos de caso” y “Categorías”, el formulario correspondiente solicita (FA01, FA03):</w:t>
       </w:r>
     </w:p>
     <w:tbl>
@@ -1811,7 +1929,7 @@
                 <w:sz w:val="20"/>
                 <w:szCs w:val="20"/>
               </w:rPr>
-              <w:t xml:space="preserve">nombre de la sucursal</w:t>
+              <w:t xml:space="preserve">Nombre de la sucursal</w:t>
             </w:r>
           </w:p>
         </w:tc>
@@ -1929,7 +2047,7 @@
                 <w:sz w:val="20"/>
                 <w:szCs w:val="20"/>
               </w:rPr>
-              <w:t xml:space="preserve">dirección de la sucursal</w:t>
+              <w:t xml:space="preserve">Dirección de la sucursal</w:t>
             </w:r>
           </w:p>
         </w:tc>
@@ -2047,7 +2165,7 @@
                 <w:sz w:val="20"/>
                 <w:szCs w:val="20"/>
               </w:rPr>
-              <w:t xml:space="preserve">nombre del tipo de caso</w:t>
+              <w:t xml:space="preserve">Teléfono (opcional)</w:t>
             </w:r>
           </w:p>
         </w:tc>
@@ -2076,7 +2194,7 @@
                 <w:sz w:val="20"/>
                 <w:szCs w:val="20"/>
               </w:rPr>
-              <w:t xml:space="preserve">texto alfanumérico</w:t>
+              <w:t xml:space="preserve">numérico</w:t>
             </w:r>
           </w:p>
         </w:tc>
@@ -2105,7 +2223,7 @@
                 <w:sz w:val="20"/>
                 <w:szCs w:val="20"/>
               </w:rPr>
-              <w:t xml:space="preserve">Sí</w:t>
+              <w:t xml:space="preserve">No</w:t>
             </w:r>
           </w:p>
         </w:tc>
@@ -2134,7 +2252,7 @@
                 <w:sz w:val="20"/>
                 <w:szCs w:val="20"/>
               </w:rPr>
-              <w:t xml:space="preserve">20 caracteres</w:t>
+              <w:t xml:space="preserve">—</w:t>
             </w:r>
           </w:p>
         </w:tc>
@@ -2165,7 +2283,7 @@
                 <w:sz w:val="20"/>
                 <w:szCs w:val="20"/>
               </w:rPr>
-              <w:t xml:space="preserve">prefijo del tipo de caso</w:t>
+              <w:t xml:space="preserve">Nombre del tipo de caso</w:t>
             </w:r>
           </w:p>
         </w:tc>
@@ -2194,7 +2312,7 @@
                 <w:sz w:val="20"/>
                 <w:szCs w:val="20"/>
               </w:rPr>
-              <w:t xml:space="preserve">texto alfabético</w:t>
+              <w:t xml:space="preserve">texto alfanumérico</w:t>
             </w:r>
           </w:p>
         </w:tc>
@@ -2252,7 +2370,7 @@
                 <w:sz w:val="20"/>
                 <w:szCs w:val="20"/>
               </w:rPr>
-              <w:t xml:space="preserve">3 caracteres</w:t>
+              <w:t xml:space="preserve">20 caracteres</w:t>
             </w:r>
           </w:p>
         </w:tc>
@@ -2283,7 +2401,7 @@
                 <w:sz w:val="20"/>
                 <w:szCs w:val="20"/>
               </w:rPr>
-              <w:t xml:space="preserve">nombre de la categoría</w:t>
+              <w:t xml:space="preserve">Prefijo del tipo de caso</w:t>
             </w:r>
           </w:p>
         </w:tc>
@@ -2370,7 +2488,7 @@
                 <w:sz w:val="20"/>
                 <w:szCs w:val="20"/>
               </w:rPr>
-              <w:t xml:space="preserve">30 caracteres</w:t>
+              <w:t xml:space="preserve">3 caracteres</w:t>
             </w:r>
           </w:p>
         </w:tc>
@@ -2401,7 +2519,7 @@
                 <w:sz w:val="20"/>
                 <w:szCs w:val="20"/>
               </w:rPr>
-              <w:t xml:space="preserve">prefijo de categoría</w:t>
+              <w:t xml:space="preserve">Nombre de la categoría (solo letras)</w:t>
             </w:r>
           </w:p>
         </w:tc>
@@ -2488,7 +2606,7 @@
                 <w:sz w:val="20"/>
                 <w:szCs w:val="20"/>
               </w:rPr>
-              <w:t xml:space="preserve">3 caracteres</w:t>
+              <w:t xml:space="preserve">30 caracteres</w:t>
             </w:r>
           </w:p>
         </w:tc>
@@ -2519,7 +2637,7 @@
                 <w:sz w:val="20"/>
                 <w:szCs w:val="20"/>
               </w:rPr>
-              <w:t xml:space="preserve">nombre del estado de atención (solo consulta)</w:t>
+              <w:t xml:space="preserve">Prefijo de la categoría</w:t>
             </w:r>
           </w:p>
         </w:tc>
@@ -2548,7 +2666,7 @@
                 <w:sz w:val="20"/>
                 <w:szCs w:val="20"/>
               </w:rPr>
-              <w:t xml:space="preserve">catálogo maestro: Nuevo, En espera, En Proceso, Resuelto, Cerrado, Cancelado por el usuario, Reapertura solicitada</w:t>
+              <w:t xml:space="preserve">texto alfabético</w:t>
             </w:r>
           </w:p>
         </w:tc>
@@ -2577,7 +2695,7 @@
                 <w:sz w:val="20"/>
                 <w:szCs w:val="20"/>
               </w:rPr>
-              <w:t xml:space="preserve">—</w:t>
+              <w:t xml:space="preserve">Sí</w:t>
             </w:r>
           </w:p>
         </w:tc>
@@ -2606,7 +2724,7 @@
                 <w:sz w:val="20"/>
                 <w:szCs w:val="20"/>
               </w:rPr>
-              <w:t xml:space="preserve">25 caracteres</w:t>
+              <w:t xml:space="preserve">3 caracteres</w:t>
             </w:r>
           </w:p>
         </w:tc>
@@ -2640,7 +2758,7 @@
           <w:sz w:val="22"/>
           <w:szCs w:val="22"/>
         </w:rPr>
-        <w:t xml:space="preserve">El sistema valida la información ingresada.</w:t>
+        <w:t xml:space="preserve">La pestaña “Estados” muestra el catálogo maestro del flujo de atención (Nuevo, En espera, En Proceso, Resuelto, Cerrado, Cancelado por el usuario y Reapertura solicitada) solo para consulta: los estados no se pueden renombrar ni desactivar.</w:t>
       </w:r>
     </w:p>
     <w:p>
@@ -2658,7 +2776,7 @@
           <w:sz w:val="22"/>
           <w:szCs w:val="22"/>
         </w:rPr>
-        <w:t xml:space="preserve">El sistema guarda los cambios realizados en la base de datos.</w:t>
+        <w:t xml:space="preserve">El usuario completa el formulario y presiona el botón “Guardar”. Para modificar un registro existente, presiona “Editar” en su fila, cambia los datos y presiona “Guardar”; el botón “Cancelar” descarta la edición.</w:t>
       </w:r>
     </w:p>
     <w:p>
@@ -2676,7 +2794,7 @@
           <w:sz w:val="22"/>
           <w:szCs w:val="22"/>
         </w:rPr>
-        <w:t xml:space="preserve">El sistema registra la acción en la bitácora de auditoría (CU-10).</w:t>
+        <w:t xml:space="preserve">Para dar de baja o reincorporar un registro, el usuario presiona “Desactivar” o “Activar” en su fila (FA01, FA02).</w:t>
       </w:r>
     </w:p>
     <w:p>
@@ -2694,6 +2812,42 @@
           <w:sz w:val="22"/>
           <w:szCs w:val="22"/>
         </w:rPr>
+        <w:t xml:space="preserve">El sistema valida la información, guarda los cambios y muestra el mensaje de éxito correspondiente: “Usuario interno creado correctamente”, “Usuario interno actualizado correctamente”, “Cuenta desactivada”, “Cuenta activada”, “&lt;elemento&gt; creada correctamente”, “&lt;elemento&gt; actualizada correctamente”, “Elemento desactivado” o “Elemento activado”.</w:t>
+      </w:r>
+    </w:p>
+    <w:p>
+      <w:pPr>
+        <w:pStyle w:val="ListParagraph"/>
+        <w:numPr>
+          <w:ilvl w:val="0"/>
+          <w:numId w:val="3"/>
+        </w:numPr>
+        <w:spacing w:after="80"/>
+      </w:pPr>
+      <w:r>
+        <w:rPr>
+          <w:rFonts w:ascii="Calibri" w:cs="Calibri" w:eastAsia="Calibri" w:hAnsi="Calibri"/>
+          <w:sz w:val="22"/>
+          <w:szCs w:val="22"/>
+        </w:rPr>
+        <w:t xml:space="preserve">El sistema registra la acción en la bitácora de auditoría (CU-10).</w:t>
+      </w:r>
+    </w:p>
+    <w:p>
+      <w:pPr>
+        <w:pStyle w:val="ListParagraph"/>
+        <w:numPr>
+          <w:ilvl w:val="0"/>
+          <w:numId w:val="3"/>
+        </w:numPr>
+        <w:spacing w:after="80"/>
+      </w:pPr>
+      <w:r>
+        <w:rPr>
+          <w:rFonts w:ascii="Calibri" w:cs="Calibri" w:eastAsia="Calibri" w:hAnsi="Calibri"/>
+          <w:sz w:val="22"/>
+          <w:szCs w:val="22"/>
+        </w:rPr>
         <w:t xml:space="preserve">Fin del flujo normal básico.</w:t>
       </w:r>
     </w:p>
@@ -2727,7 +2881,7 @@
           <w:sz w:val="22"/>
           <w:szCs w:val="22"/>
         </w:rPr>
-        <w:t xml:space="preserve">FA01 – Catálogo con casos activos asociados:</w:t>
+        <w:t xml:space="preserve">FA01 – Elemento de catálogo con casos activos:</w:t>
       </w:r>
     </w:p>
     <w:p>
@@ -2745,7 +2899,7 @@
           <w:sz w:val="22"/>
           <w:szCs w:val="22"/>
         </w:rPr>
-        <w:t xml:space="preserve">El Administrador intenta desactivar una sucursal, tipo de caso o categoría.</w:t>
+        <w:t xml:space="preserve">El usuario intenta desactivar una sucursal, un tipo de caso o una categoría que tiene casos activos.</w:t>
       </w:r>
     </w:p>
     <w:p>
@@ -2763,7 +2917,7 @@
           <w:sz w:val="22"/>
           <w:szCs w:val="22"/>
         </w:rPr>
-        <w:t xml:space="preserve">El sistema detecta que existen casos activos relacionados.</w:t>
+        <w:t xml:space="preserve">El sistema abre la ventana “Confirmar desactivación”, que muestra la advertencia: “Advertencia: existen N caso(s) activo(s) asociados a &lt;elemento&gt;. Confirme la operación para desactivarlo de todas formas” y la pregunta “¿Desea continuar?”.</w:t>
       </w:r>
     </w:p>
     <w:p>
@@ -2781,43 +2935,7 @@
           <w:sz w:val="22"/>
           <w:szCs w:val="22"/>
         </w:rPr>
-        <w:t xml:space="preserve">El sistema muestra la advertencia: “Advertencia: existen N caso(s) activo(s) asociados a &lt;elemento&gt;. Confirme la operación para desactivarlo de todas formas”.</w:t>
-      </w:r>
-    </w:p>
-    <w:p>
-      <w:pPr>
-        <w:pStyle w:val="ListParagraph"/>
-        <w:numPr>
-          <w:ilvl w:val="0"/>
-          <w:numId w:val="4"/>
-        </w:numPr>
-        <w:spacing w:after="80"/>
-      </w:pPr>
-      <w:r>
-        <w:rPr>
-          <w:rFonts w:ascii="Calibri" w:cs="Calibri" w:eastAsia="Calibri" w:hAnsi="Calibri"/>
-          <w:sz w:val="22"/>
-          <w:szCs w:val="22"/>
-        </w:rPr>
-        <w:t xml:space="preserve">El Administrador confirma o cancela la operación.</w:t>
-      </w:r>
-    </w:p>
-    <w:p>
-      <w:pPr>
-        <w:pStyle w:val="ListParagraph"/>
-        <w:numPr>
-          <w:ilvl w:val="0"/>
-          <w:numId w:val="4"/>
-        </w:numPr>
-        <w:spacing w:after="80"/>
-      </w:pPr>
-      <w:r>
-        <w:rPr>
-          <w:rFonts w:ascii="Calibri" w:cs="Calibri" w:eastAsia="Calibri" w:hAnsi="Calibri"/>
-          <w:sz w:val="22"/>
-          <w:szCs w:val="22"/>
-        </w:rPr>
-        <w:t xml:space="preserve">Fin del flujo alterno.</w:t>
+        <w:t xml:space="preserve">Si el usuario presiona “Sí, desactivar”, el elemento se desactiva y se muestra “Elemento desactivado”; si presiona “Cancelar”, la ventana se cierra y no cambia nada.</w:t>
       </w:r>
     </w:p>
     <w:p>
@@ -2851,7 +2969,7 @@
           <w:sz w:val="22"/>
           <w:szCs w:val="22"/>
         </w:rPr>
-        <w:t xml:space="preserve">El Administrador intenta desactivar una cuenta de usuario interno.</w:t>
+        <w:t xml:space="preserve">El usuario intenta desactivar una cuenta interna que tiene casos activos asignados.</w:t>
       </w:r>
     </w:p>
     <w:p>
@@ -2869,7 +2987,7 @@
           <w:sz w:val="22"/>
           <w:szCs w:val="22"/>
         </w:rPr>
-        <w:t xml:space="preserve">El sistema verifica si existen casos activos asignados al usuario.</w:t>
+        <w:t xml:space="preserve">El sistema no la desactiva y muestra el mensaje: “El usuario tiene N caso(s) activo(s) asignado(s). Debe reasignarlos antes de desactivar la cuenta”.</w:t>
       </w:r>
     </w:p>
     <w:p>
@@ -2887,25 +3005,7 @@
           <w:sz w:val="22"/>
           <w:szCs w:val="22"/>
         </w:rPr>
-        <w:t xml:space="preserve">Si existen casos pendientes, el sistema muestra el mensaje: “El usuario tiene N caso(s) activo(s) asignado(s). Debe reasignarlos antes de desactivar la cuenta”.</w:t>
-      </w:r>
-    </w:p>
-    <w:p>
-      <w:pPr>
-        <w:pStyle w:val="ListParagraph"/>
-        <w:numPr>
-          <w:ilvl w:val="0"/>
-          <w:numId w:val="5"/>
-        </w:numPr>
-        <w:spacing w:after="80"/>
-      </w:pPr>
-      <w:r>
-        <w:rPr>
-          <w:rFonts w:ascii="Calibri" w:cs="Calibri" w:eastAsia="Calibri" w:hAnsi="Calibri"/>
-          <w:sz w:val="22"/>
-          <w:szCs w:val="22"/>
-        </w:rPr>
-        <w:t xml:space="preserve">Retorna al paso 4 del Flujo Normal Básico.</w:t>
+        <w:t xml:space="preserve">El administrador reasigna los casos (CU-07, Flujo 3) y repite la operación desde el paso 8 del Flujo Normal Básico.</w:t>
       </w:r>
     </w:p>
     <w:p>
@@ -2939,7 +3039,7 @@
           <w:sz w:val="22"/>
           <w:szCs w:val="22"/>
         </w:rPr>
-        <w:t xml:space="preserve">El Administrador introduce información que no cumple con las reglas establecidas.</w:t>
+        <w:t xml:space="preserve">El usuario escribe información que no cumple las reglas (formato, longitud o duplicados).</w:t>
       </w:r>
     </w:p>
     <w:p>
@@ -2957,7 +3057,7 @@
           <w:sz w:val="22"/>
           <w:szCs w:val="22"/>
         </w:rPr>
-        <w:t xml:space="preserve">El sistema rechaza la información y muestra el mensaje: “Datos inválidos. Corrija: &lt;detalle del dato&gt;”.</w:t>
+        <w:t xml:space="preserve">El sistema rechaza los datos y muestra el mensaje: “Datos inválidos. Corrija: &lt;detalle del dato&gt;”, o uno específico como “El correo electrónico ya se encuentra registrado” o “Ya existe una sucursal con ese nombre”.</w:t>
       </w:r>
     </w:p>
     <w:p>
@@ -2975,7 +3075,7 @@
           <w:sz w:val="22"/>
           <w:szCs w:val="22"/>
         </w:rPr>
-        <w:t xml:space="preserve">Retorna al paso donde fue invocado.</w:t>
+        <w:t xml:space="preserve">El usuario corrige y retorna al paso 7 del Flujo Normal Básico.</w:t>
       </w:r>
     </w:p>
     <w:p>
@@ -2991,7 +3091,7 @@
           <w:sz w:val="22"/>
           <w:szCs w:val="22"/>
         </w:rPr>
-        <w:t xml:space="preserve">FA04 – Intento de administrar sin permisos:</w:t>
+        <w:t xml:space="preserve">FA04 – Acceso sin permisos:</w:t>
       </w:r>
     </w:p>
     <w:p>
@@ -3009,7 +3109,7 @@
           <w:sz w:val="22"/>
           <w:szCs w:val="22"/>
         </w:rPr>
-        <w:t xml:space="preserve">Un usuario sin rol de Administrador General intenta acceder al módulo.</w:t>
+        <w:t xml:space="preserve">Un usuario que no es Administrador General intenta abrir la pantalla de administración.</w:t>
       </w:r>
     </w:p>
     <w:p>
@@ -3027,7 +3127,7 @@
           <w:sz w:val="22"/>
           <w:szCs w:val="22"/>
         </w:rPr>
-        <w:t xml:space="preserve">El sistema rechaza el acceso y muestra el mensaje: “No posee permisos suficientes para realizar la acción”.</w:t>
+        <w:t xml:space="preserve">El sistema rechaza el acceso, muestra el mensaje “No posee permisos suficientes para realizar la acción” y lo lleva a la “Bandeja de casos”.</w:t>
       </w:r>
     </w:p>
     <w:p>
@@ -3080,7 +3180,7 @@
           <w:sz w:val="22"/>
           <w:szCs w:val="22"/>
         </w:rPr>
-        <w:t xml:space="preserve">Los usuarios internos quedan actualizados según las modificaciones realizadas.</w:t>
+        <w:t xml:space="preserve">Los usuarios internos y los catálogos quedan actualizados y disponibles de inmediato para los demás módulos.</w:t>
       </w:r>
     </w:p>
     <w:p>
@@ -3098,7 +3198,40 @@
           <w:sz w:val="22"/>
           <w:szCs w:val="22"/>
         </w:rPr>
-        <w:t xml:space="preserve">Los catálogos quedan actualizados y disponibles para los demás módulos.</w:t>
+        <w:t xml:space="preserve">Cada cambio queda registrado en la bitácora de auditoría (CU-10).</w:t>
+      </w:r>
+    </w:p>
+    <w:p>
+      <w:pPr>
+        <w:pStyle w:val="Heading1"/>
+        <w:spacing w:after="120" w:before="240"/>
+      </w:pPr>
+      <w:r>
+        <w:rPr>
+          <w:rFonts w:ascii="Calibri" w:cs="Calibri" w:eastAsia="Calibri" w:hAnsi="Calibri"/>
+          <w:b/>
+          <w:bCs/>
+          <w:color w:val="1F3864"/>
+          <w:sz w:val="28"/>
+          <w:szCs w:val="28"/>
+        </w:rPr>
+        <w:t xml:space="preserve">3. Requerimientos suplementarios o no funcionales</w:t>
+      </w:r>
+    </w:p>
+    <w:p>
+      <w:pPr>
+        <w:keepNext/>
+        <w:spacing w:after="60" w:before="140"/>
+      </w:pPr>
+      <w:r>
+        <w:rPr>
+          <w:rFonts w:ascii="Calibri" w:cs="Calibri" w:eastAsia="Calibri" w:hAnsi="Calibri"/>
+          <w:b/>
+          <w:bCs/>
+          <w:sz w:val="22"/>
+          <w:szCs w:val="22"/>
+        </w:rPr>
+        <w:t xml:space="preserve">Seguridad</w:t>
       </w:r>
     </w:p>
     <w:p>
@@ -3116,40 +3249,23 @@
           <w:sz w:val="22"/>
           <w:szCs w:val="22"/>
         </w:rPr>
-        <w:t xml:space="preserve">Los cambios realizados quedan registrados en la bitácora de auditoría (CU-10).</w:t>
-      </w:r>
-    </w:p>
-    <w:p>
-      <w:pPr>
-        <w:pStyle w:val="Heading1"/>
-        <w:spacing w:after="120" w:before="240"/>
+        <w:t xml:space="preserve">Solo el Administrador General puede acceder a este módulo y crear o modificar a otros administradores.</w:t>
+      </w:r>
+    </w:p>
+    <w:p>
+      <w:pPr>
+        <w:keepNext/>
+        <w:spacing w:after="60" w:before="140"/>
       </w:pPr>
       <w:r>
         <w:rPr>
           <w:rFonts w:ascii="Calibri" w:cs="Calibri" w:eastAsia="Calibri" w:hAnsi="Calibri"/>
           <w:b/>
           <w:bCs/>
-          <w:color w:val="1F3864"/>
-          <w:sz w:val="28"/>
-          <w:szCs w:val="28"/>
-        </w:rPr>
-        <w:t xml:space="preserve">3. Requerimientos suplementarios o no funcionales</w:t>
-      </w:r>
-    </w:p>
-    <w:p>
-      <w:pPr>
-        <w:keepNext/>
-        <w:spacing w:after="60" w:before="140"/>
-      </w:pPr>
-      <w:r>
-        <w:rPr>
-          <w:rFonts w:ascii="Calibri" w:cs="Calibri" w:eastAsia="Calibri" w:hAnsi="Calibri"/>
-          <w:b/>
-          <w:bCs/>
-          <w:sz w:val="22"/>
-          <w:szCs w:val="22"/>
-        </w:rPr>
-        <w:t xml:space="preserve">Seguridad</w:t>
+          <w:sz w:val="22"/>
+          <w:szCs w:val="22"/>
+        </w:rPr>
+        <w:t xml:space="preserve">Integridad</w:t>
       </w:r>
     </w:p>
     <w:p>
@@ -3167,23 +3283,7 @@
           <w:sz w:val="22"/>
           <w:szCs w:val="22"/>
         </w:rPr>
-        <w:t xml:space="preserve">Solo el Administrador General puede acceder a este módulo y crear o modificar otros administradores.</w:t>
-      </w:r>
-    </w:p>
-    <w:p>
-      <w:pPr>
-        <w:keepNext/>
-        <w:spacing w:after="60" w:before="140"/>
-      </w:pPr>
-      <w:r>
-        <w:rPr>
-          <w:rFonts w:ascii="Calibri" w:cs="Calibri" w:eastAsia="Calibri" w:hAnsi="Calibri"/>
-          <w:b/>
-          <w:bCs/>
-          <w:sz w:val="22"/>
-          <w:szCs w:val="22"/>
-        </w:rPr>
-        <w:t xml:space="preserve">Integridad</w:t>
+        <w:t xml:space="preserve">El sistema impide cambios que afecten la integridad de casos activos; se prioriza la desactivación lógica sobre el borrado físico.</w:t>
       </w:r>
     </w:p>
     <w:p>
@@ -3201,7 +3301,23 @@
           <w:sz w:val="22"/>
           <w:szCs w:val="22"/>
         </w:rPr>
-        <w:t xml:space="preserve">El sistema debe impedir modificaciones que puedan afectar la integridad de casos activos.</w:t>
+        <w:t xml:space="preserve">Los estados del catálogo maestro no se pueden renombrar ni desactivar, porque forman parte del flujo de CU-07.</w:t>
+      </w:r>
+    </w:p>
+    <w:p>
+      <w:pPr>
+        <w:keepNext/>
+        <w:spacing w:after="60" w:before="140"/>
+      </w:pPr>
+      <w:r>
+        <w:rPr>
+          <w:rFonts w:ascii="Calibri" w:cs="Calibri" w:eastAsia="Calibri" w:hAnsi="Calibri"/>
+          <w:b/>
+          <w:bCs/>
+          <w:sz w:val="22"/>
+          <w:szCs w:val="22"/>
+        </w:rPr>
+        <w:t xml:space="preserve">Auditoría</w:t>
       </w:r>
     </w:p>
     <w:p>
@@ -3219,7 +3335,23 @@
           <w:sz w:val="22"/>
           <w:szCs w:val="22"/>
         </w:rPr>
-        <w:t xml:space="preserve">Los registros asociados a procesos activos se protegen contra eliminaciones indebidas; se prioriza la desactivación lógica sobre el borrado físico.</w:t>
+        <w:t xml:space="preserve">Toda modificación queda registrada en la bitácora de auditoría (CU-10).</w:t>
+      </w:r>
+    </w:p>
+    <w:p>
+      <w:pPr>
+        <w:keepNext/>
+        <w:spacing w:after="60" w:before="140"/>
+      </w:pPr>
+      <w:r>
+        <w:rPr>
+          <w:rFonts w:ascii="Calibri" w:cs="Calibri" w:eastAsia="Calibri" w:hAnsi="Calibri"/>
+          <w:b/>
+          <w:bCs/>
+          <w:sz w:val="22"/>
+          <w:szCs w:val="22"/>
+        </w:rPr>
+        <w:t xml:space="preserve">Disponibilidad</w:t>
       </w:r>
     </w:p>
     <w:p>
@@ -3237,75 +3369,7 @@
           <w:sz w:val="22"/>
           <w:szCs w:val="22"/>
         </w:rPr>
-        <w:t xml:space="preserve">Los nombres de los estados del catálogo maestro no se pueden renombrar ni desactivar, porque forman parte del flujo de CU-07.</w:t>
-      </w:r>
-    </w:p>
-    <w:p>
-      <w:pPr>
-        <w:keepNext/>
-        <w:spacing w:after="60" w:before="140"/>
-      </w:pPr>
-      <w:r>
-        <w:rPr>
-          <w:rFonts w:ascii="Calibri" w:cs="Calibri" w:eastAsia="Calibri" w:hAnsi="Calibri"/>
-          <w:b/>
-          <w:bCs/>
-          <w:sz w:val="22"/>
-          <w:szCs w:val="22"/>
-        </w:rPr>
-        <w:t xml:space="preserve">Auditoría</w:t>
-      </w:r>
-    </w:p>
-    <w:p>
-      <w:pPr>
-        <w:pStyle w:val="ListParagraph"/>
-        <w:numPr>
-          <w:ilvl w:val="0"/>
-          <w:numId w:val="2"/>
-        </w:numPr>
-        <w:spacing w:after="60"/>
-      </w:pPr>
-      <w:r>
-        <w:rPr>
-          <w:rFonts w:ascii="Calibri" w:cs="Calibri" w:eastAsia="Calibri" w:hAnsi="Calibri"/>
-          <w:sz w:val="22"/>
-          <w:szCs w:val="22"/>
-        </w:rPr>
-        <w:t xml:space="preserve">Toda modificación realizada debe registrarse en la bitácora de auditoría (CU-10).</w:t>
-      </w:r>
-    </w:p>
-    <w:p>
-      <w:pPr>
-        <w:keepNext/>
-        <w:spacing w:after="60" w:before="140"/>
-      </w:pPr>
-      <w:r>
-        <w:rPr>
-          <w:rFonts w:ascii="Calibri" w:cs="Calibri" w:eastAsia="Calibri" w:hAnsi="Calibri"/>
-          <w:b/>
-          <w:bCs/>
-          <w:sz w:val="22"/>
-          <w:szCs w:val="22"/>
-        </w:rPr>
-        <w:t xml:space="preserve">Disponibilidad</w:t>
-      </w:r>
-    </w:p>
-    <w:p>
-      <w:pPr>
-        <w:pStyle w:val="ListParagraph"/>
-        <w:numPr>
-          <w:ilvl w:val="0"/>
-          <w:numId w:val="2"/>
-        </w:numPr>
-        <w:spacing w:after="60"/>
-      </w:pPr>
-      <w:r>
-        <w:rPr>
-          <w:rFonts w:ascii="Calibri" w:cs="Calibri" w:eastAsia="Calibri" w:hAnsi="Calibri"/>
-          <w:sz w:val="22"/>
-          <w:szCs w:val="22"/>
-        </w:rPr>
-        <w:t xml:space="preserve">Los catálogos actualizados deben estar disponibles de forma inmediata para los módulos que los utilizan.</w:t>
+        <w:t xml:space="preserve">Los catálogos actualizados deben estar disponibles de inmediato para los módulos que los usan.</w:t>
       </w:r>
     </w:p>
     <w:p>
